--- a/companies/northgate-staffing/Engagements/Davis and Sons/Meeting Minutes 2018-09-07 - Davis and Sons.docx
+++ b/companies/northgate-staffing/Engagements/Davis and Sons/Meeting Minutes 2018-09-07 - Davis and Sons.docx
@@ -3,8 +3,16 @@
 <w:document xmlns:wpc="http://schemas.microsoft.com/office/word/2010/wordprocessingCanvas" xmlns:mo="http://schemas.microsoft.com/office/mac/office/2008/main" xmlns:mc="http://schemas.openxmlformats.org/markup-compatibility/2006" xmlns:mv="urn:schemas-microsoft-com:mac:vml" xmlns:o="urn:schemas-microsoft-com:office:office" xmlns:r="http://schemas.openxmlformats.org/officeDocument/2006/relationships" xmlns:m="http://schemas.openxmlformats.org/officeDocument/2006/math" xmlns:v="urn:schemas-microsoft-com:vml" xmlns:wp14="http://schemas.microsoft.com/office/word/2010/wordprocessingDrawing" xmlns:wp="http://schemas.openxmlformats.org/drawingml/2006/wordprocessingDrawing" xmlns:w10="urn:schemas-microsoft-com:office:word" xmlns:w="http://schemas.openxmlformats.org/wordprocessingml/2006/main" xmlns:w14="http://schemas.microsoft.com/office/word/2010/wordml" xmlns:wpg="http://schemas.microsoft.com/office/word/2010/wordprocessingGroup" xmlns:wpi="http://schemas.microsoft.com/office/word/2010/wordprocessingInk" xmlns:wne="http://schemas.microsoft.com/office/word/2006/wordml" xmlns:wps="http://schemas.microsoft.com/office/word/2010/wordprocessingShape" mc:Ignorable="w14 wp14">
   <w:body>
     <w:p>
+      <w:pPr>
+        <w:pStyle w:val="Heading1"/>
+      </w:pPr>
       <w:r>
-        <w:t>Working session on the Head of Operations search for Davis and Sons, held at the client's offices. The purpose was to review the state of the approach list and to agree what the client will see when the slate is presented.</w:t>
+        <w:t>Meeting Minutes: Head of Operations Search for Davis and Sons</w:t>
+      </w:r>
+    </w:p>
+    <w:p>
+      <w:r>
+        <w:t>The team met to review the completed market map for the Head of Operations search at Davis and Sons and to agree which prospects move into first-round interviews. The map is finished. Interviews of the leading prospects begin next week.</w:t>
       </w:r>
     </w:p>
     <w:p>
@@ -12,7 +20,7 @@
         <w:pStyle w:val="Heading2"/>
       </w:pPr>
       <w:r>
-        <w:t>Attendees</w:t>
+        <w:t>Present</w:t>
       </w:r>
     </w:p>
     <w:p>
@@ -44,32 +52,27 @@
         <w:pStyle w:val="Heading2"/>
       </w:pPr>
       <w:r>
-        <w:t>Discussion</w:t>
+        <w:t>The market map and the field</w:t>
       </w:r>
     </w:p>
     <w:p>
       <w:r>
-        <w:t>Mr. Grant opened by restating the mandate: one hire, a Head of Operations reporting to Mr. Vasquez, on a search running roughly five months end to end. He noted that we are near the middle of that span. No candidate is identified by name in this record, in keeping with the firm's standing practice on a live search.</w:t>
+        <w:t>James Grant presented the completed map. It covers the sectors agreed at kickoff and yields a long list of prospects across them. The field is strongest in the two sectors nearest the client's own and thinner in the third.</w:t>
       </w:r>
     </w:p>
     <w:p>
       <w:r>
-        <w:t>The market map is complete and has been cut twice against the signed specification. The working universe now covers the segments agreed at kickoff, and the approach list drawn from it is at a size we can actually work rather than a size that flatters the research. Mr. Grant has had first conversations across most of that list. A handful he characterized as live. Two he described as being polite, and I share that read on both; neither has asked a question about the role that a genuinely interested person would have asked by now.</w:t>
+        <w:t>Prospects were discussed by current role and record, not by name, in keeping with the firm's practice while a search is live. James Grant walked the list one sector at a time. No prospect was set aside for any reason other than a weaker fit against the specification.</w:t>
       </w:r>
     </w:p>
     <w:p>
       <w:r>
-        <w:t>The live candidates were reviewed in current-role terms. They comprise a deputy running operations at a substantially larger business, a plant-level general manager with multi-site responsibility, and a supply chain director whose remit is narrower than the mandate but who is, on Mr. Grant's assessment, the strongest operator of the group. Mr. Vasquez asked whether the last of these should be discounted for scope. Mr. Grant's position was that scope can be added to a person and judgment cannot, and that he would make the argument properly at the slate rather than settle it in this session.</w:t>
+        <w:t>The team then worked through which prospects advance. Fit against the agreed specification was the only test applied. The thinner third sector was left open in case a late name surfaces.</w:t>
       </w:r>
     </w:p>
     <w:p>
       <w:r>
-        <w:t>Mr. Vasquez confirmed that the compensation range in the specification holds at its upper end for the right candidate, and said he would rather have that tested now than after someone has been through a full interview cycle. He asked that the slate be presented in person rather than sent ahead, which matches our practice and was already the plan. Scheduling was raised again. Mr. Vasquez will hold interview time and confirm the specific days to me in writing. Mr. Grant repeated his view that a slow calendar loses more candidates than a weak offer does, and Mr. Vasquez did not disagree with him.</w:t>
-      </w:r>
-    </w:p>
-    <w:p>
-      <w:r>
-        <w:t>One process note, recorded at Mr. Grant's request. Two people on the approach list have asked that nothing identifying them go in writing to Davis and Sons before they have decided whether to enter the process. That is our practice regardless of the request, but it was worth the client hearing it said aloud: the summaries at the slate will describe candidates by their current responsibilities, and names follow once each candidate has released them to us.</w:t>
+        <w:t>From the long list the team agreed a shortened group to carry into the first round. Outreach to that group has begun. Several prospects have confirmed their interest in a first conversation, and the rest will be approached over the coming week.</w:t>
       </w:r>
     </w:p>
     <w:p>
@@ -77,7 +80,38 @@
         <w:pStyle w:val="Heading2"/>
       </w:pPr>
       <w:r>
-        <w:t>Action Items</w:t>
+        <w:t>Assessment and the next stage</w:t>
+      </w:r>
+    </w:p>
+    <w:p>
+      <w:r>
+        <w:t>James Grant will take the first-round interviews of the most senior prospects himself, given his experience with senior-operator mandates. Nicole Donovan will hold the candidate threads current while the round runs and finish the profiles the client will see. The two will compare read-outs before any name goes to the client.</w:t>
+      </w:r>
+    </w:p>
+    <w:p>
+      <w:r>
+        <w:t>The client will see nothing until the field has been interviewed. Names stay in confidence until both sides are ready to meet. This holds for every prospect on the list.</w:t>
+      </w:r>
+    </w:p>
+    <w:p>
+      <w:pPr>
+        <w:pStyle w:val="Heading2"/>
+      </w:pPr>
+      <w:r>
+        <w:t>What the client asked for</w:t>
+      </w:r>
+    </w:p>
+    <w:p>
+      <w:r>
+        <w:t>Jason Vasquez set out how Davis and Sons wants the process run from here. He asked for a short slate rather than a long one, for each candidate to be presented by evidence of what they have built, and for the room to meet finalists without the timetable forcing a decision. The team confirmed the approach already matches those preferences.</w:t>
+      </w:r>
+    </w:p>
+    <w:p>
+      <w:pPr>
+        <w:pStyle w:val="Heading2"/>
+      </w:pPr>
+      <w:r>
+        <w:t>Action items</w:t>
       </w:r>
     </w:p>
     <w:tbl>
@@ -101,6 +135,19 @@
               <w:rPr>
                 <w:b/>
               </w:rPr>
+              <w:t>Owner</w:t>
+            </w:r>
+          </w:p>
+        </w:tc>
+        <w:tc>
+          <w:tcPr>
+            <w:tcW w:type="dxa" w:w="2880"/>
+          </w:tcPr>
+          <w:p>
+            <w:r>
+              <w:rPr>
+                <w:b/>
+              </w:rPr>
               <w:t>Action</w:t>
             </w:r>
           </w:p>
@@ -114,35 +161,12 @@
               <w:rPr>
                 <w:b/>
               </w:rPr>
-              <w:t>Owner</w:t>
-            </w:r>
-          </w:p>
-        </w:tc>
-        <w:tc>
-          <w:tcPr>
-            <w:tcW w:type="dxa" w:w="2880"/>
-          </w:tcPr>
-          <w:p>
-            <w:r>
-              <w:rPr>
-                <w:b/>
-              </w:rPr>
-              <w:t>Timing</w:t>
+              <w:t>By</w:t>
             </w:r>
           </w:p>
         </w:tc>
       </w:tr>
       <w:tr>
-        <w:tc>
-          <w:tcPr>
-            <w:tcW w:type="dxa" w:w="2880"/>
-          </w:tcPr>
-          <w:p>
-            <w:r>
-              <w:t>Complete the remaining first approaches on the working list</w:t>
-            </w:r>
-          </w:p>
-        </w:tc>
         <w:tc>
           <w:tcPr>
             <w:tcW w:type="dxa" w:w="2880"/>
@@ -159,22 +183,22 @@
           </w:tcPr>
           <w:p>
             <w:r>
-              <w:t>Next two weeks</w:t>
+              <w:t>Begin first-round interviews with the leading prospects and record read-outs for the team</w:t>
             </w:r>
           </w:p>
         </w:tc>
-      </w:tr>
-      <w:tr>
         <w:tc>
           <w:tcPr>
             <w:tcW w:type="dxa" w:w="2880"/>
           </w:tcPr>
           <w:p>
             <w:r>
-              <w:t>Draft written candidate summaries in current-role form</w:t>
+              <w:t>Next week</w:t>
             </w:r>
           </w:p>
         </w:tc>
+      </w:tr>
+      <w:tr>
         <w:tc>
           <w:tcPr>
             <w:tcW w:type="dxa" w:w="2880"/>
@@ -191,29 +215,7 @@
           </w:tcPr>
           <w:p>
             <w:r>
-              <w:t>With the slate</w:t>
-            </w:r>
-          </w:p>
-        </w:tc>
-      </w:tr>
-      <w:tr>
-        <w:tc>
-          <w:tcPr>
-            <w:tcW w:type="dxa" w:w="2880"/>
-          </w:tcPr>
-          <w:p>
-            <w:r>
-              <w:t>Confirm blocked interview days in writing</w:t>
-            </w:r>
-          </w:p>
-        </w:tc>
-        <w:tc>
-          <w:tcPr>
-            <w:tcW w:type="dxa" w:w="2880"/>
-          </w:tcPr>
-          <w:p>
-            <w:r>
-              <w:t>Jason Vasquez</w:t>
+              <w:t>Complete the candidate profiles for the shortlisted prospects and keep the threads current</w:t>
             </w:r>
           </w:p>
         </w:tc>
@@ -235,10 +237,32 @@
           </w:tcPr>
           <w:p>
             <w:r>
-              <w:t>Confirm the upper end of the compensation range with the board</w:t>
+              <w:t>Nicole Donovan</w:t>
             </w:r>
           </w:p>
         </w:tc>
+        <w:tc>
+          <w:tcPr>
+            <w:tcW w:type="dxa" w:w="2880"/>
+          </w:tcPr>
+          <w:p>
+            <w:r>
+              <w:t>Continue outreach to the remaining shortlisted prospects and confirm their interviews</w:t>
+            </w:r>
+          </w:p>
+        </w:tc>
+        <w:tc>
+          <w:tcPr>
+            <w:tcW w:type="dxa" w:w="2880"/>
+          </w:tcPr>
+          <w:p>
+            <w:r>
+              <w:t>Over the coming week</w:t>
+            </w:r>
+          </w:p>
+        </w:tc>
+      </w:tr>
+      <w:tr>
         <w:tc>
           <w:tcPr>
             <w:tcW w:type="dxa" w:w="2880"/>
@@ -255,7 +279,17 @@
           </w:tcPr>
           <w:p>
             <w:r>
-              <w:t>Before the slate</w:t>
+              <w:t>Confirm who at Davis and Sons will sit on the client interview panel</w:t>
+            </w:r>
+          </w:p>
+        </w:tc>
+        <w:tc>
+          <w:tcPr>
+            <w:tcW w:type="dxa" w:w="2880"/>
+          </w:tcPr>
+          <w:p>
+            <w:r>
+              <w:t>Before interviews conclude</w:t>
             </w:r>
           </w:p>
         </w:tc>
@@ -267,7 +301,7 @@
           </w:tcPr>
           <w:p>
             <w:r>
-              <w:t>Log this session's read on candidate interest to the engagement file</w:t>
+              <w:t>James Grant</w:t>
             </w:r>
           </w:p>
         </w:tc>
@@ -277,7 +311,7 @@
           </w:tcPr>
           <w:p>
             <w:r>
-              <w:t>Nicole Donovan</w:t>
+              <w:t>Propose a date for the next joint review once the first-round read-outs are in</w:t>
             </w:r>
           </w:p>
         </w:tc>
@@ -287,7 +321,7 @@
           </w:tcPr>
           <w:p>
             <w:r>
-              <w:t>Same day</w:t>
+              <w:t>After the first round</w:t>
             </w:r>
           </w:p>
         </w:tc>
@@ -295,7 +329,7 @@
     </w:tbl>
     <w:p>
       <w:r>
-        <w:t>Next working session to be scheduled at the client's convenience. Minutes recorded by Nicole Donovan.</w:t>
+        <w:t>The first round of interviews governs the schedule from here. The team will reconvene with the client once the read-outs are in hand. Names stay in confidence in the meantime.</w:t>
       </w:r>
     </w:p>
     <w:sectPr>

--- a/companies/northgate-staffing/Engagements/Davis and Sons/Meeting Minutes 2018-09-07 - Davis and Sons.docx
+++ b/companies/northgate-staffing/Engagements/Davis and Sons/Meeting Minutes 2018-09-07 - Davis and Sons.docx
@@ -7,12 +7,12 @@
         <w:pStyle w:val="Heading1"/>
       </w:pPr>
       <w:r>
-        <w:t>Meeting Minutes: Head of Operations Search for Davis and Sons</w:t>
+        <w:t>Working Session: Head of Operations Search for Davis and Sons</w:t>
       </w:r>
     </w:p>
     <w:p>
       <w:r>
-        <w:t>The team met to review the completed market map for the Head of Operations search at Davis and Sons and to agree which prospects move into first-round interviews. The map is finished. Interviews of the leading prospects begin next week.</w:t>
+        <w:t>The session settled the long list and left two matters open, each with an owner. It ran ninety minutes at the client's offices. This record follows the order the meeting took: who was present, the state of the market, the long list, the client's questions, and the items each of us now holds.</w:t>
       </w:r>
     </w:p>
     <w:p>
@@ -28,7 +28,7 @@
         <w:pStyle w:val="ListBullet"/>
       </w:pPr>
       <w:r>
-        <w:t>James Grant, Senior Consultant</w:t>
+        <w:t>Jason Vasquez, General Manager, Davis and Sons</w:t>
       </w:r>
     </w:p>
     <w:p>
@@ -36,7 +36,7 @@
         <w:pStyle w:val="ListBullet"/>
       </w:pPr>
       <w:r>
-        <w:t>Nicole Donovan, Research Associate</w:t>
+        <w:t>James Grant, Senior Consultant, Northgate Talent Partners</w:t>
       </w:r>
     </w:p>
     <w:p>
@@ -44,7 +44,7 @@
         <w:pStyle w:val="ListBullet"/>
       </w:pPr>
       <w:r>
-        <w:t>Jason Vasquez, General Manager, Davis and Sons</w:t>
+        <w:t>Nicole Donovan, Research Associate, Northgate Talent Partners</w:t>
       </w:r>
     </w:p>
     <w:p>
@@ -52,27 +52,17 @@
         <w:pStyle w:val="Heading2"/>
       </w:pPr>
       <w:r>
-        <w:t>The market map and the field</w:t>
+        <w:t>The long list</w:t>
       </w:r>
     </w:p>
     <w:p>
       <w:r>
-        <w:t>James Grant presented the completed map. It covers the sectors agreed at kickoff and yields a long list of prospects across them. The field is strongest in the two sectors nearest the client's own and thinner in the third.</w:t>
+        <w:t>The list stands at nine people in live conversation, down from ten a month ago. James Grant took the meeting through each of them by the operation they run today and the scale of it. No candidate was named in the room and none is named here.</w:t>
       </w:r>
     </w:p>
     <w:p>
       <w:r>
-        <w:t>Prospects were discussed by current role and record, not by name, in keeping with the firm's practice while a search is live. James Grant walked the list one sector at a time. No prospect was set aside for any reason other than a weaker fit against the specification.</w:t>
-      </w:r>
-    </w:p>
-    <w:p>
-      <w:r>
-        <w:t>The team then worked through which prospects advance. Fit against the agreed specification was the only test applied. The thinner third sector was left open in case a late name surfaces.</w:t>
-      </w:r>
-    </w:p>
-    <w:p>
-      <w:r>
-        <w:t>From the long list the team agreed a shortened group to carry into the first round. Outreach to that group has begun. Several prospects have confirmed their interest in a first conversation, and the rest will be approached over the coming week.</w:t>
+        <w:t>Five of the nine were assessed as likely to reach the slate. Two are strong operators working at a smaller scale than this role carries and would be a stretch appointment on either side. The remaining two are being kept warm while their own circumstances settle, and neither has been asked for a decision yet.</w:t>
       </w:r>
     </w:p>
     <w:p>
@@ -80,17 +70,17 @@
         <w:pStyle w:val="Heading2"/>
       </w:pPr>
       <w:r>
-        <w:t>Assessment and the next stage</w:t>
+        <w:t>What the market has said back</w:t>
       </w:r>
     </w:p>
     <w:p>
       <w:r>
-        <w:t>James Grant will take the first-round interviews of the most senior prospects himself, given his experience with senior-operator mandates. Nicole Donovan will hold the candidate threads current while the round runs and finish the profiles the client will see. The two will compare read-outs before any name goes to the client.</w:t>
+        <w:t>The specification asks for somebody who has taken an operation through a systems change and out the other side. That profile is thinner in this region than the map suggested it would be, and James Grant said so plainly rather than leave the meeting to discover it later. The people who have done it are mostly at businesses one size larger than Davis and Sons and will move for scope, not for money.</w:t>
       </w:r>
     </w:p>
     <w:p>
       <w:r>
-        <w:t>The client will see nothing until the field has been interviewed. Names stay in confidence until both sides are ready to meet. This holds for every prospect on the list.</w:t>
+        <w:t>Jason Vasquez asked whether widening the search geographically would open the field. The meeting agreed to test that rather than assume it. Nicole Donovan will run a second pass across two adjacent markets and report what it actually turns up before anyone commits to relocation terms.</w:t>
       </w:r>
     </w:p>
     <w:p>
@@ -98,12 +88,17 @@
         <w:pStyle w:val="Heading2"/>
       </w:pPr>
       <w:r>
-        <w:t>What the client asked for</w:t>
+        <w:t>The client's questions</w:t>
       </w:r>
     </w:p>
     <w:p>
       <w:r>
-        <w:t>Jason Vasquez set out how Davis and Sons wants the process run from here. He asked for a short slate rather than a long one, for each candidate to be presented by evidence of what they have built, and for the room to meet finalists without the timetable forcing a decision. The team confirmed the approach already matches those preferences.</w:t>
+        <w:t>Jason Vasquez asked how the interview process can be built so that his own people meet the finalists without the search becoming general knowledge inside the business. James Grant proposed that every finalist meeting be held off site and that one named person on the client side hold the full list. Jason Vasquez took the choice of that person away with him.</w:t>
+      </w:r>
+    </w:p>
+    <w:p>
+      <w:r>
+        <w:t>He asked as well when he will see a slate. James Grant said October, conditional on the compensation band holding; if the band moves, the date moves with it. Jason Vasquez did not dispute the condition and asked to be told the moment the band starts to look like a problem.</w:t>
       </w:r>
     </w:p>
     <w:p>
@@ -111,7 +106,20 @@
         <w:pStyle w:val="Heading2"/>
       </w:pPr>
       <w:r>
-        <w:t>Action items</w:t>
+        <w:t>Reservation recorded</w:t>
+      </w:r>
+    </w:p>
+    <w:p>
+      <w:r>
+        <w:t>Jason Vasquez is not persuaded that the two stretch candidates belong on a slate at all, and said he would rather the slate be short. The point was noted and not resolved. It comes back when the slate is drafted.</w:t>
+      </w:r>
+    </w:p>
+    <w:p>
+      <w:pPr>
+        <w:pStyle w:val="Heading2"/>
+      </w:pPr>
+      <w:r>
+        <w:t>Items and owners</w:t>
       </w:r>
     </w:p>
     <w:tbl>
@@ -135,6 +143,19 @@
               <w:rPr>
                 <w:b/>
               </w:rPr>
+              <w:t>Item</w:t>
+            </w:r>
+          </w:p>
+        </w:tc>
+        <w:tc>
+          <w:tcPr>
+            <w:tcW w:type="dxa" w:w="2880"/>
+          </w:tcPr>
+          <w:p>
+            <w:r>
+              <w:rPr>
+                <w:b/>
+              </w:rPr>
               <w:t>Owner</w:t>
             </w:r>
           </w:p>
@@ -148,7 +169,19 @@
               <w:rPr>
                 <w:b/>
               </w:rPr>
-              <w:t>Action</w:t>
+              <w:t>Due</w:t>
+            </w:r>
+          </w:p>
+        </w:tc>
+      </w:tr>
+      <w:tr>
+        <w:tc>
+          <w:tcPr>
+            <w:tcW w:type="dxa" w:w="2880"/>
+          </w:tcPr>
+          <w:p>
+            <w:r>
+              <w:t>Second research pass across the two adjacent markets</w:t>
             </w:r>
           </w:p>
         </w:tc>
@@ -158,15 +191,32 @@
           </w:tcPr>
           <w:p>
             <w:r>
-              <w:rPr>
-                <w:b/>
-              </w:rPr>
-              <w:t>By</w:t>
+              <w:t>Nicole Donovan</w:t>
+            </w:r>
+          </w:p>
+        </w:tc>
+        <w:tc>
+          <w:tcPr>
+            <w:tcW w:type="dxa" w:w="2880"/>
+          </w:tcPr>
+          <w:p>
+            <w:r>
+              <w:t>Two weeks</w:t>
             </w:r>
           </w:p>
         </w:tc>
       </w:tr>
       <w:tr>
+        <w:tc>
+          <w:tcPr>
+            <w:tcW w:type="dxa" w:w="2880"/>
+          </w:tcPr>
+          <w:p>
+            <w:r>
+              <w:t>Written appraisals for the five slate-likely candidates</w:t>
+            </w:r>
+          </w:p>
+        </w:tc>
         <w:tc>
           <w:tcPr>
             <w:tcW w:type="dxa" w:w="2880"/>
@@ -183,7 +233,19 @@
           </w:tcPr>
           <w:p>
             <w:r>
-              <w:t>Begin first-round interviews with the leading prospects and record read-outs for the team</w:t>
+              <w:t>End of the month</w:t>
+            </w:r>
+          </w:p>
+        </w:tc>
+      </w:tr>
+      <w:tr>
+        <w:tc>
+          <w:tcPr>
+            <w:tcW w:type="dxa" w:w="2880"/>
+          </w:tcPr>
+          <w:p>
+            <w:r>
+              <w:t>Name the single point of contact holding the full list</w:t>
             </w:r>
           </w:p>
         </w:tc>
@@ -193,12 +255,64 @@
           </w:tcPr>
           <w:p>
             <w:r>
-              <w:t>Next week</w:t>
+              <w:t>Jason Vasquez</w:t>
+            </w:r>
+          </w:p>
+        </w:tc>
+        <w:tc>
+          <w:tcPr>
+            <w:tcW w:type="dxa" w:w="2880"/>
+          </w:tcPr>
+          <w:p>
+            <w:r>
+              <w:t>One week</w:t>
             </w:r>
           </w:p>
         </w:tc>
       </w:tr>
       <w:tr>
+        <w:tc>
+          <w:tcPr>
+            <w:tcW w:type="dxa" w:w="2880"/>
+          </w:tcPr>
+          <w:p>
+            <w:r>
+              <w:t>Confirm the compensation band in writing</w:t>
+            </w:r>
+          </w:p>
+        </w:tc>
+        <w:tc>
+          <w:tcPr>
+            <w:tcW w:type="dxa" w:w="2880"/>
+          </w:tcPr>
+          <w:p>
+            <w:r>
+              <w:t>Jason Vasquez</w:t>
+            </w:r>
+          </w:p>
+        </w:tc>
+        <w:tc>
+          <w:tcPr>
+            <w:tcW w:type="dxa" w:w="2880"/>
+          </w:tcPr>
+          <w:p>
+            <w:r>
+              <w:t>Before the first finalist meeting</w:t>
+            </w:r>
+          </w:p>
+        </w:tc>
+      </w:tr>
+      <w:tr>
+        <w:tc>
+          <w:tcPr>
+            <w:tcW w:type="dxa" w:w="2880"/>
+          </w:tcPr>
+          <w:p>
+            <w:r>
+              <w:t>Draft interview schedule for the finalist meetings</w:t>
+            </w:r>
+          </w:p>
+        </w:tc>
         <w:tc>
           <w:tcPr>
             <w:tcW w:type="dxa" w:w="2880"/>
@@ -215,113 +329,7 @@
           </w:tcPr>
           <w:p>
             <w:r>
-              <w:t>Complete the candidate profiles for the shortlisted prospects and keep the threads current</w:t>
-            </w:r>
-          </w:p>
-        </w:tc>
-        <w:tc>
-          <w:tcPr>
-            <w:tcW w:type="dxa" w:w="2880"/>
-          </w:tcPr>
-          <w:p>
-            <w:r>
-              <w:t>This week</w:t>
-            </w:r>
-          </w:p>
-        </w:tc>
-      </w:tr>
-      <w:tr>
-        <w:tc>
-          <w:tcPr>
-            <w:tcW w:type="dxa" w:w="2880"/>
-          </w:tcPr>
-          <w:p>
-            <w:r>
-              <w:t>Nicole Donovan</w:t>
-            </w:r>
-          </w:p>
-        </w:tc>
-        <w:tc>
-          <w:tcPr>
-            <w:tcW w:type="dxa" w:w="2880"/>
-          </w:tcPr>
-          <w:p>
-            <w:r>
-              <w:t>Continue outreach to the remaining shortlisted prospects and confirm their interviews</w:t>
-            </w:r>
-          </w:p>
-        </w:tc>
-        <w:tc>
-          <w:tcPr>
-            <w:tcW w:type="dxa" w:w="2880"/>
-          </w:tcPr>
-          <w:p>
-            <w:r>
-              <w:t>Over the coming week</w:t>
-            </w:r>
-          </w:p>
-        </w:tc>
-      </w:tr>
-      <w:tr>
-        <w:tc>
-          <w:tcPr>
-            <w:tcW w:type="dxa" w:w="2880"/>
-          </w:tcPr>
-          <w:p>
-            <w:r>
-              <w:t>Jason Vasquez</w:t>
-            </w:r>
-          </w:p>
-        </w:tc>
-        <w:tc>
-          <w:tcPr>
-            <w:tcW w:type="dxa" w:w="2880"/>
-          </w:tcPr>
-          <w:p>
-            <w:r>
-              <w:t>Confirm who at Davis and Sons will sit on the client interview panel</w:t>
-            </w:r>
-          </w:p>
-        </w:tc>
-        <w:tc>
-          <w:tcPr>
-            <w:tcW w:type="dxa" w:w="2880"/>
-          </w:tcPr>
-          <w:p>
-            <w:r>
-              <w:t>Before interviews conclude</w:t>
-            </w:r>
-          </w:p>
-        </w:tc>
-      </w:tr>
-      <w:tr>
-        <w:tc>
-          <w:tcPr>
-            <w:tcW w:type="dxa" w:w="2880"/>
-          </w:tcPr>
-          <w:p>
-            <w:r>
-              <w:t>James Grant</w:t>
-            </w:r>
-          </w:p>
-        </w:tc>
-        <w:tc>
-          <w:tcPr>
-            <w:tcW w:type="dxa" w:w="2880"/>
-          </w:tcPr>
-          <w:p>
-            <w:r>
-              <w:t>Propose a date for the next joint review once the first-round read-outs are in</w:t>
-            </w:r>
-          </w:p>
-        </w:tc>
-        <w:tc>
-          <w:tcPr>
-            <w:tcW w:type="dxa" w:w="2880"/>
-          </w:tcPr>
-          <w:p>
-            <w:r>
-              <w:t>After the first round</w:t>
+              <w:t>With the slate</w:t>
             </w:r>
           </w:p>
         </w:tc>
@@ -329,7 +337,7 @@
     </w:tbl>
     <w:p>
       <w:r>
-        <w:t>The first round of interviews governs the schedule from here. The team will reconvene with the client once the read-outs are in hand. Names stay in confidence in the meantime.</w:t>
+        <w:t>Minutes taken by Nicole Donovan. Corrections to me by the end of the week, after which this record stands as written.</w:t>
       </w:r>
     </w:p>
     <w:sectPr>
